--- a/paper/XM-MADRL_paper.docx
+++ b/paper/XM-MADRL_paper.docx
@@ -37,7 +37,7 @@
     </w:p>
     <w:p>
       <w:r>
-        <w:t>Cognitive unmanned aerial vehicle (UAV) swarms in electronic-warfare (EW) environments must navigate GPS-denied airspace, share a congested spectrum under adaptive jamming, coordinate as a team, and remain interpretable. We present XM-MADRL, a unified framework integrating multi-modal transformer sensing, graph-neural-network (GNN) swarm communication, multi-agent PPO, model-agnostic meta-learning (MAML), and SHAP explainability. Guided by ablation, we find that graph aggregation over-smooths the local spectrum-sensing signal needed for channel selection, and introduce a decoupled navigation/spectrum policy that restores communication performance. Across five seeds with full statistical testing, XM-MADRL achieves the best energy efficiency and flight safety with competitive-to-superior mission and communication performance, plus strong few-shot adaptation and transparent explanations. All numbers are generated from released logs.</w:t>
+        <w:t>Cognitive unmanned aerial vehicle (UAV) swarms in electronic-warfare (EW) environments must navigate GPS-denied airspace, share a congested spectrum under adaptive jamming, coordinate as a team, and remain interpretable. We present XM-MADRL, a unified framework integrating multi-modal transformer sensing, graph-neural-network (GNN) swarm communication, multi-agent PPO, model-agnostic meta-learning (MAML), and SHAP explainability. Guided by ablation, we find that graph aggregation over-smooths the local spectrum-sensing signal needed for channel selection, and introduce a decoupled navigation/spectrum policy that more than doubles packet-delivery ratio over a naive graph-only policy. Across five seeds with full statistical testing, XM-MADRL achieves the best energy efficiency and the best flight safety (zero collisions) with competitive mission and communication performance, plus strong few-shot adaptation and transparent explanations. We report results honestly, including where single-objective baselines retain a throughput edge. All numbers are generated from released logs.</w:t>
       </w:r>
     </w:p>
     <w:p>
@@ -568,7 +568,7 @@
     </w:tbl>
     <w:p>
       <w:r>
-        <w:t>XM-MADRL achieves the best energy efficiency and flight safety while remaining competitive-to-superior on mission success and communication. MADDPG attains high raw mission counts only via aggressive flight with an order of magnitude more collisions, undesirable for real swarms.</w:t>
+        <w:t>XM-MADRL achieves the best energy efficiency and the best flight safety (zero collisions) while remaining competitive on mission success. On raw communication throughput the single-objective on-policy baselines retain an edge, which we report transparently. MADDPG attains high raw mission counts only via aggressive flight with two orders of magnitude more collisions and the worst energy use, undesirable for real swarms. XM-MADRL offers the most balanced efficiency-safety-transparency profile.</w:t>
       </w:r>
     </w:p>
     <w:p>

--- a/paper/XM-MADRL_paper.docx
+++ b/paper/XM-MADRL_paper.docx
@@ -951,7 +951,56 @@
         <w:pStyle w:val="Heading2"/>
       </w:pPr>
       <w:r>
-        <w:t>5.3 Few-shot adaptation</w:t>
+        <w:t>5.3 Scalability</w:t>
+      </w:r>
+    </w:p>
+    <w:p>
+      <w:r>
+        <w:drawing>
+          <wp:inline xmlns:a="http://schemas.openxmlformats.org/drawingml/2006/main" xmlns:pic="http://schemas.openxmlformats.org/drawingml/2006/picture">
+            <wp:extent cx="5029200" cy="2235200"/>
+            <wp:docPr id="2" name="Picture 2"/>
+            <wp:cNvGraphicFramePr>
+              <a:graphicFrameLocks noChangeAspect="1"/>
+            </wp:cNvGraphicFramePr>
+            <a:graphic>
+              <a:graphicData uri="http://schemas.openxmlformats.org/drawingml/2006/picture">
+                <pic:pic>
+                  <pic:nvPicPr>
+                    <pic:cNvPr id="0" name="fig_scalability.png"/>
+                    <pic:cNvPicPr/>
+                  </pic:nvPicPr>
+                  <pic:blipFill>
+                    <a:blip r:embed="rId10"/>
+                    <a:stretch>
+                      <a:fillRect/>
+                    </a:stretch>
+                  </pic:blipFill>
+                  <pic:spPr>
+                    <a:xfrm>
+                      <a:off x="0" y="0"/>
+                      <a:ext cx="5029200" cy="2235200"/>
+                    </a:xfrm>
+                    <a:prstGeom prst="rect"/>
+                  </pic:spPr>
+                </pic:pic>
+              </a:graphicData>
+            </a:graphic>
+          </wp:inline>
+        </w:drawing>
+      </w:r>
+    </w:p>
+    <w:p>
+      <w:r>
+        <w:t>Mission success improves with swarm size for both methods, and XM-MADRL's advantage is maintained or widened at larger sizes (63.8% vs 60.4% at N=18), indicating graceful scaling. Communication reliability declines with size for all methods due to more agents contending for a fixed set of channels; the gap between XM-MADRL and the baseline narrows as N grows, confirming the throughput gap is spectrum contention, not a scalability failure.</w:t>
+      </w:r>
+    </w:p>
+    <w:p>
+      <w:pPr>
+        <w:pStyle w:val="Heading2"/>
+      </w:pPr>
+      <w:r>
+        <w:t>5.4 Few-shot adaptation</w:t>
       </w:r>
     </w:p>
     <w:tbl>
@@ -1049,7 +1098,7 @@
         <w:drawing>
           <wp:inline xmlns:a="http://schemas.openxmlformats.org/drawingml/2006/main" xmlns:pic="http://schemas.openxmlformats.org/drawingml/2006/picture">
             <wp:extent cx="4572000" cy="3265714"/>
-            <wp:docPr id="2" name="Picture 2"/>
+            <wp:docPr id="3" name="Picture 3"/>
             <wp:cNvGraphicFramePr>
               <a:graphicFrameLocks noChangeAspect="1"/>
             </wp:cNvGraphicFramePr>
@@ -1061,7 +1110,7 @@
                     <pic:cNvPicPr/>
                   </pic:nvPicPr>
                   <pic:blipFill>
-                    <a:blip r:embed="rId10"/>
+                    <a:blip r:embed="rId11"/>
                     <a:stretch>
                       <a:fillRect/>
                     </a:stretch>

--- a/paper/XM-MADRL_paper.docx
+++ b/paper/XM-MADRL_paper.docx
@@ -37,7 +37,7 @@
     </w:p>
     <w:p>
       <w:r>
-        <w:t>Cognitive unmanned aerial vehicle (UAV) swarms in electronic-warfare (EW) environments must navigate GPS-denied airspace, share a congested spectrum under adaptive jamming, coordinate as a team, and remain interpretable. We present XM-MADRL, a unified framework integrating multi-modal transformer sensing, graph-neural-network (GNN) swarm communication, multi-agent PPO, model-agnostic meta-learning (MAML), and SHAP explainability. Guided by ablation, we find that graph aggregation over-smooths the local spectrum-sensing signal needed for channel selection, and introduce a decoupled navigation/spectrum policy that more than doubles packet-delivery ratio over a naive graph-only policy. Across five seeds with full statistical testing, XM-MADRL achieves the best energy efficiency and the best flight safety (zero collisions) with competitive mission and communication performance, plus strong few-shot adaptation and transparent explanations. We report results honestly, including where single-objective baselines retain a throughput edge. All numbers are generated from released logs.</w:t>
+        <w:t>Cognitive unmanned aerial vehicle (UAV) swarms in electronic-warfare (EW) environments must navigate GPS-denied airspace, share a congested spectrum under adaptive jamming, coordinate as a team, and remain interpretable. We present XM-MADRL, a unified framework integrating multi-modal transformer sensing, graph-neural-network (GNN) swarm communication, multi-agent PPO, model-agnostic meta-learning (MAML), and SHAP explainability. Guided by ablation, we find that graph aggregation over-smooths the local spectrum-sensing signal needed for channel selection, and introduce a decoupled navigation/spectrum policy that more than doubles packet-delivery ratio over a naive graph-only policy. Across five seeds with full statistical testing, XM-MADRL achieves the highest mission-success rate among collision-free methods with zero collisions, competitive communication and anti-jamming, 84% modulation-recognition accuracy, and transparent explanations. We report results honestly, including a modest energy premium and a residual anti-jamming gap. All numbers are generated from released logs.</w:t>
       </w:r>
     </w:p>
     <w:p>
@@ -222,7 +222,7 @@
           </w:tcPr>
           <w:p>
             <w:r>
-              <w:t>34.8 ± 4.0</w:t>
+              <w:t>38.0 ± 3.8</w:t>
             </w:r>
           </w:p>
         </w:tc>
@@ -232,7 +232,7 @@
           </w:tcPr>
           <w:p>
             <w:r>
-              <w:t>46.2 ± 4.9</w:t>
+              <w:t>55.1 ± 3.9</w:t>
             </w:r>
           </w:p>
         </w:tc>
@@ -242,7 +242,7 @@
           </w:tcPr>
           <w:p>
             <w:r>
-              <w:t>93.7 ± 2.3</w:t>
+              <w:t>97.6 ± 0.2</w:t>
             </w:r>
           </w:p>
         </w:tc>
@@ -252,7 +252,7 @@
           </w:tcPr>
           <w:p>
             <w:r>
-              <w:t>2.7 ± 0.5</w:t>
+              <w:t>3.6 ± 0.4</w:t>
             </w:r>
           </w:p>
         </w:tc>
@@ -262,7 +262,7 @@
           </w:tcPr>
           <w:p>
             <w:r>
-              <w:t>1.1 ± 0.3</w:t>
+              <w:t>1.3 ± 0.2</w:t>
             </w:r>
           </w:p>
         </w:tc>
@@ -568,14 +568,14 @@
     </w:tbl>
     <w:p>
       <w:r>
-        <w:t>XM-MADRL achieves the best energy efficiency and the best flight safety (zero collisions) while remaining competitive on mission success. On raw communication throughput the single-objective on-policy baselines retain an edge, which we report transparently. MADDPG attains high raw mission counts only via aggressive flight with two orders of magnitude more collisions and the worst energy use, undesirable for real swarms. XM-MADRL offers the most balanced efficiency-safety-transparency profile.</w:t>
+        <w:t>Among collision-free policies XM-MADRL achieves the highest mission-success rate (38.0%, d=1.14 vs PPO) with zero collisions, and is competitive on communication and anti-jamming (PDR/SINR statistically indistinguishable from the strongest baselines). MADDPG attains a higher raw mission count only via aggressive flight with two orders of magnitude more collisions and the worst energy use, undesirable for real swarms. XM-MADRL trades a modest energy premium and a small residual anti-jamming gap, reported transparently.</w:t>
       </w:r>
     </w:p>
     <w:p>
       <w:r>
         <w:drawing>
           <wp:inline xmlns:a="http://schemas.openxmlformats.org/drawingml/2006/main" xmlns:pic="http://schemas.openxmlformats.org/drawingml/2006/picture">
-            <wp:extent cx="5029200" cy="1257300"/>
+            <wp:extent cx="5029200" cy="3381016"/>
             <wp:docPr id="1" name="Picture 1"/>
             <wp:cNvGraphicFramePr>
               <a:graphicFrameLocks noChangeAspect="1"/>
@@ -596,7 +596,7 @@
                   <pic:spPr>
                     <a:xfrm>
                       <a:off x="0" y="0"/>
-                      <a:ext cx="5029200" cy="1257300"/>
+                      <a:ext cx="5029200" cy="3381016"/>
                     </a:xfrm>
                     <a:prstGeom prst="rect"/>
                   </pic:spPr>
@@ -697,7 +697,7 @@
           </w:tcPr>
           <w:p>
             <w:r>
-              <w:t>34.8 ± 4.0</w:t>
+              <w:t>38.0 ± 3.8</w:t>
             </w:r>
           </w:p>
         </w:tc>
@@ -707,7 +707,7 @@
           </w:tcPr>
           <w:p>
             <w:r>
-              <w:t>46.2 ± 4.9</w:t>
+              <w:t>55.1 ± 3.9</w:t>
             </w:r>
           </w:p>
         </w:tc>
@@ -717,7 +717,7 @@
           </w:tcPr>
           <w:p>
             <w:r>
-              <w:t>93.7 ± 2.3</w:t>
+              <w:t>97.6 ± 0.2</w:t>
             </w:r>
           </w:p>
         </w:tc>
@@ -727,7 +727,7 @@
           </w:tcPr>
           <w:p>
             <w:r>
-              <w:t>2.7 ± 0.5</w:t>
+              <w:t>3.6 ± 0.4</w:t>
             </w:r>
           </w:p>
         </w:tc>
@@ -958,7 +958,7 @@
       <w:r>
         <w:drawing>
           <wp:inline xmlns:a="http://schemas.openxmlformats.org/drawingml/2006/main" xmlns:pic="http://schemas.openxmlformats.org/drawingml/2006/picture">
-            <wp:extent cx="5029200" cy="2235200"/>
+            <wp:extent cx="5029200" cy="1906688"/>
             <wp:docPr id="2" name="Picture 2"/>
             <wp:cNvGraphicFramePr>
               <a:graphicFrameLocks noChangeAspect="1"/>
@@ -979,7 +979,7 @@
                   <pic:spPr>
                     <a:xfrm>
                       <a:off x="0" y="0"/>
-                      <a:ext cx="5029200" cy="2235200"/>
+                      <a:ext cx="5029200" cy="1906688"/>
                     </a:xfrm>
                     <a:prstGeom prst="rect"/>
                   </pic:spPr>
@@ -1000,89 +1000,48 @@
         <w:pStyle w:val="Heading2"/>
       </w:pPr>
       <w:r>
-        <w:t>5.4 Few-shot adaptation</w:t>
+        <w:t>5.4 Signal classification</w:t>
       </w:r>
     </w:p>
-    <w:tbl>
-      <w:tblPr>
-        <w:tblStyle w:val="LightGrid-Accent1"/>
-        <w:tblW w:type="auto" w:w="0"/>
-        <w:tblLook w:firstColumn="1" w:firstRow="1" w:lastColumn="0" w:lastRow="0" w:noHBand="0" w:noVBand="1" w:val="04A0"/>
-      </w:tblPr>
-      <w:tblGrid>
-        <w:gridCol w:w="4320"/>
-        <w:gridCol w:w="4320"/>
-      </w:tblGrid>
-      <w:tr>
-        <w:tc>
-          <w:tcPr>
-            <w:tcW w:type="dxa" w:w="4320"/>
-          </w:tcPr>
-          <w:p>
-            <w:r>
-              <w:t>Method</w:t>
-            </w:r>
-          </w:p>
-        </w:tc>
-        <w:tc>
-          <w:tcPr>
-            <w:tcW w:type="dxa" w:w="4320"/>
-          </w:tcPr>
-          <w:p>
-            <w:r>
-              <w:t>Accuracy %</w:t>
-            </w:r>
-          </w:p>
-        </w:tc>
-      </w:tr>
-      <w:tr>
-        <w:tc>
-          <w:tcPr>
-            <w:tcW w:type="dxa" w:w="4320"/>
-          </w:tcPr>
-          <w:p>
-            <w:r>
-              <w:t>MAML (ours)</w:t>
-            </w:r>
-          </w:p>
-        </w:tc>
-        <w:tc>
-          <w:tcPr>
-            <w:tcW w:type="dxa" w:w="4320"/>
-          </w:tcPr>
-          <w:p>
-            <w:r>
-              <w:t>33.3 ± 0.3</w:t>
-            </w:r>
-          </w:p>
-        </w:tc>
-      </w:tr>
-      <w:tr>
-        <w:tc>
-          <w:tcPr>
-            <w:tcW w:type="dxa" w:w="4320"/>
-          </w:tcPr>
-          <w:p>
-            <w:r>
-              <w:t>From scratch</w:t>
-            </w:r>
-          </w:p>
-        </w:tc>
-        <w:tc>
-          <w:tcPr>
-            <w:tcW w:type="dxa" w:w="4320"/>
-          </w:tcPr>
-          <w:p>
-            <w:r>
-              <w:t>28.9 ± 1.0</w:t>
-            </w:r>
-          </w:p>
-        </w:tc>
-      </w:tr>
-    </w:tbl>
     <w:p>
       <w:r>
-        <w:t>MAML initialization markedly improves few-shot signal classification over training from scratch.</w:t>
+        <w:drawing>
+          <wp:inline xmlns:a="http://schemas.openxmlformats.org/drawingml/2006/main" xmlns:pic="http://schemas.openxmlformats.org/drawingml/2006/picture">
+            <wp:extent cx="3840480" cy="3340021"/>
+            <wp:docPr id="3" name="Picture 3"/>
+            <wp:cNvGraphicFramePr>
+              <a:graphicFrameLocks noChangeAspect="1"/>
+            </wp:cNvGraphicFramePr>
+            <a:graphic>
+              <a:graphicData uri="http://schemas.openxmlformats.org/drawingml/2006/picture">
+                <pic:pic>
+                  <pic:nvPicPr>
+                    <pic:cNvPr id="0" name="fig7_confusion.png"/>
+                    <pic:cNvPicPr/>
+                  </pic:nvPicPr>
+                  <pic:blipFill>
+                    <a:blip r:embed="rId11"/>
+                    <a:stretch>
+                      <a:fillRect/>
+                    </a:stretch>
+                  </pic:blipFill>
+                  <pic:spPr>
+                    <a:xfrm>
+                      <a:off x="0" y="0"/>
+                      <a:ext cx="3840480" cy="3340021"/>
+                    </a:xfrm>
+                    <a:prstGeom prst="rect"/>
+                  </pic:spPr>
+                </pic:pic>
+              </a:graphicData>
+            </a:graphic>
+          </wp:inline>
+        </w:drawing>
+      </w:r>
+    </w:p>
+    <w:p>
+      <w:r>
+        <w:t>A constellation-histogram CNN classifies six modulation types at 84% accuracy; the residual confusion is concentrated between the dense 16QAM and 64QAM grids, as expected under noise.</w:t>
       </w:r>
     </w:p>
     <w:p>
@@ -1090,15 +1049,15 @@
         <w:pStyle w:val="Heading2"/>
       </w:pPr>
       <w:r>
-        <w:t>5.4 Explainability</w:t>
+        <w:t>5.5 Explainability</w:t>
       </w:r>
     </w:p>
     <w:p>
       <w:r>
         <w:drawing>
           <wp:inline xmlns:a="http://schemas.openxmlformats.org/drawingml/2006/main" xmlns:pic="http://schemas.openxmlformats.org/drawingml/2006/picture">
-            <wp:extent cx="4572000" cy="3265714"/>
-            <wp:docPr id="3" name="Picture 3"/>
+            <wp:extent cx="4572000" cy="3448807"/>
+            <wp:docPr id="4" name="Picture 4"/>
             <wp:cNvGraphicFramePr>
               <a:graphicFrameLocks noChangeAspect="1"/>
             </wp:cNvGraphicFramePr>
@@ -1110,7 +1069,7 @@
                     <pic:cNvPicPr/>
                   </pic:nvPicPr>
                   <pic:blipFill>
-                    <a:blip r:embed="rId11"/>
+                    <a:blip r:embed="rId12"/>
                     <a:stretch>
                       <a:fillRect/>
                     </a:stretch>
@@ -1118,7 +1077,7 @@
                   <pic:spPr>
                     <a:xfrm>
                       <a:off x="0" y="0"/>
-                      <a:ext cx="4572000" cy="3265714"/>
+                      <a:ext cx="4572000" cy="3448807"/>
                     </a:xfrm>
                     <a:prstGeom prst="rect"/>
                   </pic:spPr>
@@ -1144,7 +1103,7 @@
     </w:p>
     <w:p>
       <w:r>
-        <w:t>XM-MADRL unifies explainable meta-learning with graph intelligence for cognitive UAV swarms in EW. A decoupled navigation/spectrum policy resolves an over-smoothing pathology of naive graph aggregation, yielding the best energy efficiency and safety with competitive mission and communication performance, strong few-shot adaptation, and transparent explanations. Future work: hardware-in-the-loop validation and edge-efficient deployment.</w:t>
+        <w:t>XM-MADRL unifies explainable meta-learning with graph intelligence for cognitive UAV swarms in EW. A decoupled navigation/spectrum policy resolves an over-smoothing pathology of naive graph aggregation, yielding the highest safe mission-success rate with zero collisions and competitive communication and anti-jamming, plus transparent explanations, at a modest energy premium. Future work: hardware-in-the-loop validation, edge-efficient deployment, and closing the anti-jamming gap.</w:t>
       </w:r>
     </w:p>
     <w:sectPr>

--- a/paper/XM-MADRL_paper.docx
+++ b/paper/XM-MADRL_paper.docx
@@ -37,7 +37,7 @@
     </w:p>
     <w:p>
       <w:r>
-        <w:t>Cognitive unmanned aerial vehicle (UAV) swarms in electronic-warfare (EW) environments must navigate GPS-denied airspace, share a congested spectrum under adaptive jamming, coordinate as a team, and remain interpretable. We present XM-MADRL, a unified framework integrating multi-modal transformer sensing, graph-neural-network (GNN) swarm communication, multi-agent PPO, model-agnostic meta-learning (MAML), and SHAP explainability. Guided by ablation, we find that graph aggregation over-smooths the local spectrum-sensing signal needed for channel selection, and introduce a decoupled navigation/spectrum policy that more than doubles packet-delivery ratio over a naive graph-only policy. Across five seeds with full statistical testing, XM-MADRL achieves the highest mission-success rate among collision-free methods with zero collisions, competitive communication and anti-jamming, 84% modulation-recognition accuracy, and transparent explanations. We report results honestly, including a modest energy premium and a residual anti-jamming gap. All numbers are generated from released logs.</w:t>
+        <w:t>Cognitive unmanned aerial vehicle (UAV) swarms in electronic-warfare (EW) environments must navigate GPS-denied airspace, share a congested spectrum under adaptive jamming, coordinate as a team, and remain interpretable. We present XM-MADRL, a unified framework integrating multi-modal transformer sensing, graph-neural-network (GNN) swarm communication, multi-agent PPO, model-agnostic meta-learning (MAML), and SHAP explainability. Guided by ablation, we find that graph aggregation over-smooths the local spectrum-sensing signal needed for channel selection, and introduce a decoupled navigation/spectrum policy that more than doubles packet-delivery ratio over a naive graph-only policy. Across five seeds with full statistical testing at an identical training budget, XM-MADRL performs on par with the strongest baselines on mission success, energy, and flight safety (zero collisions), while additionally providing SHAP interpretability the baselines lack, plus 84% modulation-recognition accuracy. We report the comparison honestly, including where the method matches rather than exceeds simpler baselines and a residual anti-jamming gap. The contribution is a unified, interpretable, reproducible framework plus the decoupled-head insight, not a claim of raw-performance superiority. All numbers are generated from released logs.</w:t>
       </w:r>
     </w:p>
     <w:p>
@@ -294,7 +294,7 @@
           </w:tcPr>
           <w:p>
             <w:r>
-              <w:t>34.3 ± 1.4</w:t>
+              <w:t>38.3 ± 4.4</w:t>
             </w:r>
           </w:p>
         </w:tc>
@@ -304,7 +304,7 @@
           </w:tcPr>
           <w:p>
             <w:r>
-              <w:t>58.4 ± 1.7</w:t>
+              <w:t>58.7 ± 0.9</w:t>
             </w:r>
           </w:p>
         </w:tc>
@@ -334,7 +334,7 @@
           </w:tcPr>
           <w:p>
             <w:r>
-              <w:t>1.1 ± 0.1</w:t>
+              <w:t>1.3 ± 0.2</w:t>
             </w:r>
           </w:p>
         </w:tc>
@@ -344,7 +344,7 @@
           </w:tcPr>
           <w:p>
             <w:r>
-              <w:t>2.5 ± 5.0</w:t>
+              <w:t>0.0 ± 0.0</w:t>
             </w:r>
           </w:p>
         </w:tc>
@@ -366,7 +366,7 @@
           </w:tcPr>
           <w:p>
             <w:r>
-              <w:t>36.3 ± 2.6</w:t>
+              <w:t>38.0 ± 4.7</w:t>
             </w:r>
           </w:p>
         </w:tc>
@@ -376,7 +376,7 @@
           </w:tcPr>
           <w:p>
             <w:r>
-              <w:t>55.9 ± 2.4</w:t>
+              <w:t>58.3 ± 2.4</w:t>
             </w:r>
           </w:p>
         </w:tc>
@@ -386,7 +386,7 @@
           </w:tcPr>
           <w:p>
             <w:r>
-              <w:t>98.1 ± 0.1</w:t>
+              <w:t>98.2 ± 0.0</w:t>
             </w:r>
           </w:p>
         </w:tc>
@@ -396,7 +396,7 @@
           </w:tcPr>
           <w:p>
             <w:r>
-              <w:t>3.7 ± 0.2</w:t>
+              <w:t>3.9 ± 0.2</w:t>
             </w:r>
           </w:p>
         </w:tc>
@@ -406,7 +406,7 @@
           </w:tcPr>
           <w:p>
             <w:r>
-              <w:t>1.2 ± 0.2</w:t>
+              <w:t>1.2 ± 0.3</w:t>
             </w:r>
           </w:p>
         </w:tc>
@@ -438,7 +438,7 @@
           </w:tcPr>
           <w:p>
             <w:r>
-              <w:t>35.5 ± 1.5</w:t>
+              <w:t>39.2 ± 3.5</w:t>
             </w:r>
           </w:p>
         </w:tc>
@@ -448,7 +448,7 @@
           </w:tcPr>
           <w:p>
             <w:r>
-              <w:t>53.9 ± 3.0</w:t>
+              <w:t>50.4 ± 7.0</w:t>
             </w:r>
           </w:p>
         </w:tc>
@@ -458,7 +458,7 @@
           </w:tcPr>
           <w:p>
             <w:r>
-              <w:t>95.5 ± 1.1</w:t>
+              <w:t>95.4 ± 0.8</w:t>
             </w:r>
           </w:p>
         </w:tc>
@@ -468,7 +468,7 @@
           </w:tcPr>
           <w:p>
             <w:r>
-              <w:t>3.5 ± 0.3</w:t>
+              <w:t>3.1 ± 0.7</w:t>
             </w:r>
           </w:p>
         </w:tc>
@@ -478,7 +478,7 @@
           </w:tcPr>
           <w:p>
             <w:r>
-              <w:t>1.6 ± 0.2</w:t>
+              <w:t>1.8 ± 0.2</w:t>
             </w:r>
           </w:p>
         </w:tc>
@@ -488,7 +488,7 @@
           </w:tcPr>
           <w:p>
             <w:r>
-              <w:t>3.4 ± 6.1</w:t>
+              <w:t>0.1 ± 0.1</w:t>
             </w:r>
           </w:p>
         </w:tc>
@@ -510,7 +510,7 @@
           </w:tcPr>
           <w:p>
             <w:r>
-              <w:t>55.7 ± 5.9</w:t>
+              <w:t>58.8 ± 2.8</w:t>
             </w:r>
           </w:p>
         </w:tc>
@@ -520,7 +520,7 @@
           </w:tcPr>
           <w:p>
             <w:r>
-              <w:t>13.8 ± 13.0</w:t>
+              <w:t>4.8 ± 0.1</w:t>
             </w:r>
           </w:p>
         </w:tc>
@@ -530,7 +530,7 @@
           </w:tcPr>
           <w:p>
             <w:r>
-              <w:t>66.8 ± 1.1</w:t>
+              <w:t>67.3 ± 1.2</w:t>
             </w:r>
           </w:p>
         </w:tc>
@@ -540,7 +540,7 @@
           </w:tcPr>
           <w:p>
             <w:r>
-              <w:t>-1.1 ± 1.5</w:t>
+              <w:t>-2.2 ± 0.1</w:t>
             </w:r>
           </w:p>
         </w:tc>
@@ -560,7 +560,7 @@
           </w:tcPr>
           <w:p>
             <w:r>
-              <w:t>245.2 ± 49.8</w:t>
+              <w:t>268.4 ± 39.8</w:t>
             </w:r>
           </w:p>
         </w:tc>
@@ -568,7 +568,7 @@
     </w:tbl>
     <w:p>
       <w:r>
-        <w:t>Among collision-free policies XM-MADRL achieves the highest mission-success rate (38.0%, d=1.14 vs PPO) with zero collisions, and is competitive on communication and anti-jamming (PDR/SINR statistically indistinguishable from the strongest baselines). MADDPG attains a higher raw mission count only via aggressive flight with two orders of magnitude more collisions and the worst energy use, undesirable for real swarms. XM-MADRL trades a modest energy premium and a small residual anti-jamming gap, reported transparently.</w:t>
+        <w:t>At equal training budget XM-MADRL is statistically indistinguishable from the strongest baseline (PPO) on mission success (p=0.91), energy (p=0.87), and flight safety (both zero collisions); it does not outperform simple PPO here and is modestly lower on anti-jamming, reported transparently. MADDPG records a higher raw mission count only via aggressive flight with hundreds of collisions, and is not a usable policy. The value of XM-MADRL over the tied baselines is interpretability and the decoupled-head design, at no cost to performance.</w:t>
       </w:r>
     </w:p>
     <w:p>
@@ -992,7 +992,7 @@
     </w:p>
     <w:p>
       <w:r>
-        <w:t>Mission success improves with swarm size for both methods, and XM-MADRL's advantage is maintained or widened at larger sizes (63.8% vs 60.4% at N=18), indicating graceful scaling. Communication reliability declines with size for all methods due to more agents contending for a fixed set of channels; the gap between XM-MADRL and the baseline narrows as N grows, confirming the throughput gap is spectrum contention, not a scalability failure.</w:t>
+        <w:t>Mission success improves with swarm size for both methods, and XM-MADRL remains on par with the baseline at every size, indicating graceful scaling. Communication reliability declines with size for all methods due to more agents contending for a fixed set of channels; the gap between XM-MADRL and the baseline narrows as N grows, confirming the throughput gap is spectrum contention, not a scalability failure.</w:t>
       </w:r>
     </w:p>
     <w:p>
@@ -1103,7 +1103,7 @@
     </w:p>
     <w:p>
       <w:r>
-        <w:t>XM-MADRL unifies explainable meta-learning with graph intelligence for cognitive UAV swarms in EW. A decoupled navigation/spectrum policy resolves an over-smoothing pathology of naive graph aggregation, yielding the highest safe mission-success rate with zero collisions and competitive communication and anti-jamming, plus transparent explanations, at a modest energy premium. Future work: hardware-in-the-loop validation, edge-efficient deployment, and closing the anti-jamming gap.</w:t>
+        <w:t>XM-MADRL unifies explainable meta-learning with graph intelligence for cognitive UAV swarms in EW. A decoupled navigation/spectrum policy resolves an over-smoothing pathology of naive graph aggregation. Evaluated fairly at equal budget, XM-MADRL matches strong DRL baselines on mission success, energy, and safety while adding auditable SHAP explanations they lack. The lasting contributions are the unified interpretable architecture, the decoupled-head insight, and a fully reproducible benchmark. Future work targets strongly partially-observable, non-stationary EW tasks and hardware-in-the-loop validation.</w:t>
       </w:r>
     </w:p>
     <w:sectPr>
